--- a/sample_documents/SEC-POL-01_v1.0_account-security-sop.docx
+++ b/sample_documents/SEC-POL-01_v1.0_account-security-sop.docx
@@ -7,7 +7,7 @@
         <w:pStyle w:val="Title"/>
       </w:pPr>
       <w:r>
-        <w:t>NimbusCarta - Account Security SOP</w:t>
+        <w:t>SupportNova - Account Security SOP</w:t>
       </w:r>
     </w:p>
     <w:p>
@@ -60,7 +60,7 @@
     </w:p>
     <w:p>
       <w:r>
-        <w:t>Applies to customer accounts on the NimbusCarta website and mobile app.</w:t>
+        <w:t>Applies to customer accounts on the SupportNova website and mobile app.</w:t>
       </w:r>
     </w:p>
     <w:p>
@@ -133,7 +133,7 @@
     </w:p>
     <w:p>
       <w:r>
-        <w:t>Report phishing messages that impersonate NimbusCarta to Account Security for takedown.</w:t>
+        <w:t>Report phishing messages that impersonate SupportNova to Account Security for takedown.</w:t>
       </w:r>
     </w:p>
     <w:sectPr>
